--- a/projects/TRD-EHR/paper1-trd-prediction/parts/supplement/11-m10-neighbor-prediction.docx
+++ b/projects/TRD-EHR/paper1-trd-prediction/parts/supplement/11-m10-neighbor-prediction.docx
@@ -2,7 +2,7 @@
 <file path=word/document.xml><?xml version="1.0" encoding="utf-8"?>
 <w:document xmlns:w="http://schemas.openxmlformats.org/wordprocessingml/2006/main" xmlns:m="http://schemas.openxmlformats.org/officeDocument/2006/math" xmlns:r="http://schemas.openxmlformats.org/officeDocument/2006/relationships" xmlns:o="urn:schemas-microsoft-com:office:office" xmlns:v="urn:schemas-microsoft-com:vml" xmlns:w10="urn:schemas-microsoft-com:office:word" xmlns:a="http://schemas.openxmlformats.org/drawingml/2006/main" xmlns:pic="http://schemas.openxmlformats.org/drawingml/2006/picture" xmlns:wp="http://schemas.openxmlformats.org/drawingml/2006/wordprocessingDrawing">
   <w:body>
-    <w:bookmarkStart w:id="9" w:name="_698e41e0120928c434fa7fbbe21a131ece11f5c"/>
+    <w:bookmarkStart w:id="20" w:name="m10-neighbor-prediction"/>
     <w:p>
       <w:pPr>
         <w:pStyle w:val="Heading1"/>
@@ -1136,7 +1136,7 @@
         <w:t xml:space="preserve">= 1, and 32,720 for random retrieval. Every best k was selected on the test patients, so the values at it are optimistic. These analyses were restricted to embeddings; no mixed-data similarity metric was specified for FEATURE.</w:t>
       </w:r>
     </w:p>
-    <w:bookmarkEnd w:id="9"/>
+    <w:bookmarkEnd w:id="20"/>
     <w:sectPr>
       <w:pgSz w:h="15840" w:w="12240"/>
       <w:pgMar w:bottom="1440" w:footer="708" w:gutter="0" w:header="708" w:left="1800" w:right="1800" w:top="1440"/>

--- a/projects/TRD-EHR/paper1-trd-prediction/parts/supplement/11-m10-neighbor-prediction.docx
+++ b/projects/TRD-EHR/paper1-trd-prediction/parts/supplement/11-m10-neighbor-prediction.docx
@@ -1119,7 +1119,7 @@
         <w:t xml:space="preserve"> </w:t>
       </w:r>
       <w:r>
-        <w:t xml:space="preserve">= 1, 2, and 5. Random retrieval was nested so that k + 1 neighbors extend the k already drawn, and repeated in 1,000 draws seeded from the study seed; its band at each k is the 2.5th to 97.5th percentile of the AUC across draws. Each retrieval arm, the 2 nearest-neighbor metrics and random retrieval, therefore yields a curve over k, and no single k is the result. Where one value is needed, including ROC curves and confusion matrices, it is read at the arm’s best k: the k with the highest test AUC, the smallest on a tie, and for random retrieval the highest mean across draws. For the primary encoder, the best k was 295 for logistic-regression-weighted and 757 for plain cosine similarity under</w:t>
+        <w:t xml:space="preserve">= 1, 2, and 5. Random retrieval was nested so that k + 1 neighbors extend the k already drawn, and repeated in 1,000 draws seeded from the study seed; its band at each k is the 2.5th to 97.5th percentile of the AUC across draws. Each retrieval arm, the 2 nearest-neighbor metrics and random retrieval, therefore yields a curve over k, and no single k is the result. Where one value is needed, including ROC curves and confusion matrices, it is read at the arm’s best k: the k with the highest test AUC, the smallest on a tie, and for random retrieval the highest mean across draws. For Qwen3-Embedding-8B, the best k was 295 for logistic-regression-weighted and 757 for plain cosine similarity under</w:t>
       </w:r>
       <w:r>
         <w:t xml:space="preserve"> </w:t>
